--- a/tillsyn/A 584-2023 tillsynsbegäran.docx
+++ b/tillsyn/A 584-2023 tillsynsbegäran.docx
@@ -445,7 +445,7 @@
     <w:r>
       <w:tab/>
       <w:tab/>
-      <w:t>2026-09-14</w:t>
+      <w:t>2026-09-15</w:t>
       <w:br/>
       <w:br/>
     </w:r>

--- a/tillsyn/A 584-2023 tillsynsbegäran.docx
+++ b/tillsyn/A 584-2023 tillsynsbegäran.docx
@@ -445,7 +445,7 @@
     <w:r>
       <w:tab/>
       <w:tab/>
-      <w:t>2026-09-15</w:t>
+      <w:t>2026-09-16</w:t>
       <w:br/>
       <w:br/>
     </w:r>

--- a/tillsyn/A 584-2023 tillsynsbegäran.docx
+++ b/tillsyn/A 584-2023 tillsynsbegäran.docx
@@ -445,7 +445,7 @@
     <w:r>
       <w:tab/>
       <w:tab/>
-      <w:t>2026-09-16</w:t>
+      <w:t>2026-09-17</w:t>
       <w:br/>
       <w:br/>
     </w:r>

--- a/tillsyn/A 584-2023 tillsynsbegäran.docx
+++ b/tillsyn/A 584-2023 tillsynsbegäran.docx
@@ -445,7 +445,7 @@
     <w:r>
       <w:tab/>
       <w:tab/>
-      <w:t>2026-09-17</w:t>
+      <w:t>2026-09-18</w:t>
       <w:br/>
       <w:br/>
     </w:r>

--- a/tillsyn/A 584-2023 tillsynsbegäran.docx
+++ b/tillsyn/A 584-2023 tillsynsbegäran.docx
@@ -445,7 +445,7 @@
     <w:r>
       <w:tab/>
       <w:tab/>
-      <w:t>2026-09-18</w:t>
+      <w:t>2026-09-19</w:t>
       <w:br/>
       <w:br/>
     </w:r>

--- a/tillsyn/A 584-2023 tillsynsbegäran.docx
+++ b/tillsyn/A 584-2023 tillsynsbegäran.docx
@@ -445,7 +445,7 @@
     <w:r>
       <w:tab/>
       <w:tab/>
-      <w:t>2026-09-19</w:t>
+      <w:t>2026-09-21</w:t>
       <w:br/>
       <w:br/>
     </w:r>

--- a/tillsyn/A 584-2023 tillsynsbegäran.docx
+++ b/tillsyn/A 584-2023 tillsynsbegäran.docx
@@ -445,7 +445,7 @@
     <w:r>
       <w:tab/>
       <w:tab/>
-      <w:t>2026-09-21</w:t>
+      <w:t>2026-09-23</w:t>
       <w:br/>
       <w:br/>
     </w:r>

--- a/tillsyn/A 584-2023 tillsynsbegäran.docx
+++ b/tillsyn/A 584-2023 tillsynsbegäran.docx
@@ -445,7 +445,7 @@
     <w:r>
       <w:tab/>
       <w:tab/>
-      <w:t>2026-09-23</w:t>
+      <w:t>2026-09-24</w:t>
       <w:br/>
       <w:br/>
     </w:r>

--- a/tillsyn/A 584-2023 tillsynsbegäran.docx
+++ b/tillsyn/A 584-2023 tillsynsbegäran.docx
@@ -445,7 +445,7 @@
     <w:r>
       <w:tab/>
       <w:tab/>
-      <w:t>2026-09-24</w:t>
+      <w:t>2026-09-25</w:t>
       <w:br/>
       <w:br/>
     </w:r>

--- a/tillsyn/A 584-2023 tillsynsbegäran.docx
+++ b/tillsyn/A 584-2023 tillsynsbegäran.docx
@@ -445,7 +445,7 @@
     <w:r>
       <w:tab/>
       <w:tab/>
-      <w:t>2026-09-25</w:t>
+      <w:t>2026-09-26</w:t>
       <w:br/>
       <w:br/>
     </w:r>

--- a/tillsyn/A 584-2023 tillsynsbegäran.docx
+++ b/tillsyn/A 584-2023 tillsynsbegäran.docx
@@ -445,7 +445,7 @@
     <w:r>
       <w:tab/>
       <w:tab/>
-      <w:t>2026-09-26</w:t>
+      <w:t>2026-09-27</w:t>
       <w:br/>
       <w:br/>
     </w:r>

--- a/tillsyn/A 584-2023 tillsynsbegäran.docx
+++ b/tillsyn/A 584-2023 tillsynsbegäran.docx
@@ -445,7 +445,7 @@
     <w:r>
       <w:tab/>
       <w:tab/>
-      <w:t>2026-09-27</w:t>
+      <w:t>2026-09-28</w:t>
       <w:br/>
       <w:br/>
     </w:r>

--- a/tillsyn/A 584-2023 tillsynsbegäran.docx
+++ b/tillsyn/A 584-2023 tillsynsbegäran.docx
@@ -445,7 +445,7 @@
     <w:r>
       <w:tab/>
       <w:tab/>
-      <w:t>2026-09-28</w:t>
+      <w:t>2026-09-29</w:t>
       <w:br/>
       <w:br/>
     </w:r>

--- a/tillsyn/A 584-2023 tillsynsbegäran.docx
+++ b/tillsyn/A 584-2023 tillsynsbegäran.docx
@@ -445,7 +445,7 @@
     <w:r>
       <w:tab/>
       <w:tab/>
-      <w:t>2026-09-29</w:t>
+      <w:t>2026-09-30</w:t>
       <w:br/>
       <w:br/>
     </w:r>

--- a/tillsyn/A 584-2023 tillsynsbegäran.docx
+++ b/tillsyn/A 584-2023 tillsynsbegäran.docx
@@ -445,7 +445,7 @@
     <w:r>
       <w:tab/>
       <w:tab/>
-      <w:t>2026-09-30</w:t>
+      <w:t>2026-10-01</w:t>
       <w:br/>
       <w:br/>
     </w:r>

--- a/tillsyn/A 584-2023 tillsynsbegäran.docx
+++ b/tillsyn/A 584-2023 tillsynsbegäran.docx
@@ -445,7 +445,7 @@
     <w:r>
       <w:tab/>
       <w:tab/>
-      <w:t>2026-10-01</w:t>
+      <w:t>2026-10-02</w:t>
       <w:br/>
       <w:br/>
     </w:r>

--- a/tillsyn/A 584-2023 tillsynsbegäran.docx
+++ b/tillsyn/A 584-2023 tillsynsbegäran.docx
@@ -445,7 +445,7 @@
     <w:r>
       <w:tab/>
       <w:tab/>
-      <w:t>2026-10-02</w:t>
+      <w:t>2026-10-03</w:t>
       <w:br/>
       <w:br/>
     </w:r>

--- a/tillsyn/A 584-2023 tillsynsbegäran.docx
+++ b/tillsyn/A 584-2023 tillsynsbegäran.docx
@@ -445,7 +445,7 @@
     <w:r>
       <w:tab/>
       <w:tab/>
-      <w:t>2026-10-03</w:t>
+      <w:t>2026-10-04</w:t>
       <w:br/>
       <w:br/>
     </w:r>

--- a/tillsyn/A 584-2023 tillsynsbegäran.docx
+++ b/tillsyn/A 584-2023 tillsynsbegäran.docx
@@ -445,7 +445,7 @@
     <w:r>
       <w:tab/>
       <w:tab/>
-      <w:t>2026-10-04</w:t>
+      <w:t>2026-10-05</w:t>
       <w:br/>
       <w:br/>
     </w:r>

--- a/tillsyn/A 584-2023 tillsynsbegäran.docx
+++ b/tillsyn/A 584-2023 tillsynsbegäran.docx
@@ -445,7 +445,7 @@
     <w:r>
       <w:tab/>
       <w:tab/>
-      <w:t>2026-10-05</w:t>
+      <w:t>2026-10-06</w:t>
       <w:br/>
       <w:br/>
     </w:r>

--- a/tillsyn/A 584-2023 tillsynsbegäran.docx
+++ b/tillsyn/A 584-2023 tillsynsbegäran.docx
@@ -445,7 +445,7 @@
     <w:r>
       <w:tab/>
       <w:tab/>
-      <w:t>2026-10-06</w:t>
+      <w:t>2026-10-07</w:t>
       <w:br/>
       <w:br/>
     </w:r>

--- a/tillsyn/A 584-2023 tillsynsbegäran.docx
+++ b/tillsyn/A 584-2023 tillsynsbegäran.docx
@@ -445,7 +445,7 @@
     <w:r>
       <w:tab/>
       <w:tab/>
-      <w:t>2026-10-07</w:t>
+      <w:t>2026-10-08</w:t>
       <w:br/>
       <w:br/>
     </w:r>

--- a/tillsyn/A 584-2023 tillsynsbegäran.docx
+++ b/tillsyn/A 584-2023 tillsynsbegäran.docx
@@ -445,7 +445,7 @@
     <w:r>
       <w:tab/>
       <w:tab/>
-      <w:t>2026-10-08</w:t>
+      <w:t>2026-10-09</w:t>
       <w:br/>
       <w:br/>
     </w:r>

--- a/tillsyn/A 584-2023 tillsynsbegäran.docx
+++ b/tillsyn/A 584-2023 tillsynsbegäran.docx
@@ -445,7 +445,7 @@
     <w:r>
       <w:tab/>
       <w:tab/>
-      <w:t>2026-10-09</w:t>
+      <w:t>2026-10-10</w:t>
       <w:br/>
       <w:br/>
     </w:r>

--- a/tillsyn/A 584-2023 tillsynsbegäran.docx
+++ b/tillsyn/A 584-2023 tillsynsbegäran.docx
@@ -445,7 +445,7 @@
     <w:r>
       <w:tab/>
       <w:tab/>
-      <w:t>2026-10-10</w:t>
+      <w:t>2026-10-11</w:t>
       <w:br/>
       <w:br/>
     </w:r>

--- a/tillsyn/A 584-2023 tillsynsbegäran.docx
+++ b/tillsyn/A 584-2023 tillsynsbegäran.docx
@@ -445,7 +445,7 @@
     <w:r>
       <w:tab/>
       <w:tab/>
-      <w:t>2026-10-11</w:t>
+      <w:t>2026-10-12</w:t>
       <w:br/>
       <w:br/>
     </w:r>

--- a/tillsyn/A 584-2023 tillsynsbegäran.docx
+++ b/tillsyn/A 584-2023 tillsynsbegäran.docx
@@ -445,7 +445,7 @@
     <w:r>
       <w:tab/>
       <w:tab/>
-      <w:t>2026-10-12</w:t>
+      <w:t>2026-10-13</w:t>
       <w:br/>
       <w:br/>
     </w:r>

--- a/tillsyn/A 584-2023 tillsynsbegäran.docx
+++ b/tillsyn/A 584-2023 tillsynsbegäran.docx
@@ -445,7 +445,7 @@
     <w:r>
       <w:tab/>
       <w:tab/>
-      <w:t>2026-10-13</w:t>
+      <w:t>2026-10-14</w:t>
       <w:br/>
       <w:br/>
     </w:r>

--- a/tillsyn/A 584-2023 tillsynsbegäran.docx
+++ b/tillsyn/A 584-2023 tillsynsbegäran.docx
@@ -445,7 +445,7 @@
     <w:r>
       <w:tab/>
       <w:tab/>
-      <w:t>2026-10-14</w:t>
+      <w:t>2026-10-15</w:t>
       <w:br/>
       <w:br/>
     </w:r>

--- a/tillsyn/A 584-2023 tillsynsbegäran.docx
+++ b/tillsyn/A 584-2023 tillsynsbegäran.docx
@@ -22,7 +22,7 @@
       <w:r>
         <w:drawing>
           <wp:inline xmlns:a="http://schemas.openxmlformats.org/drawingml/2006/main" xmlns:pic="http://schemas.openxmlformats.org/drawingml/2006/picture">
-            <wp:extent cx="5486400" cy="4702629"/>
+            <wp:extent cx="5486400" cy="4522783"/>
             <wp:docPr id="1" name="Picture 1"/>
             <wp:cNvGraphicFramePr>
               <a:graphicFrameLocks noChangeAspect="1"/>
@@ -43,7 +43,7 @@
                   <pic:spPr>
                     <a:xfrm>
                       <a:off x="0" y="0"/>
-                      <a:ext cx="5486400" cy="4702629"/>
+                      <a:ext cx="5486400" cy="4522783"/>
                     </a:xfrm>
                     <a:prstGeom prst="rect"/>
                   </pic:spPr>
@@ -65,7 +65,7 @@
     </w:p>
     <w:p>
       <w:r>
-        <w:t>I och inom 17 meter från avverkningsanmälan finns fynd av 11 naturvårdsarter, varav 8 är rödlistade, 3 är fridlysta, 1 är typisk (T) och 2 är signalarter (S): garderönn (VU, §7), granrotspindling (VU), backtimjan (NT), denisespindling (NT), dårgräsfjäril (NT, §4a), jungfrulin (NT), solvända (NT), vippärt (NT, T), rödgul trumpetsvamp (S), vågbandad barkbock (S) och sankt pers nycklar (§8). Se Figur 1.</w:t>
+        <w:t>I och inom 17 meter från avverkningsanmälan finns fynd av 27 naturvårdsarter, varav 18 är rödlistade, 4 är fridlysta, 5 är typiska (T) och 6 är signalarter (S): blårödling (VU), garderönn (VU, §7), granrotspindling (VU), gulsträngad fagerspindling (VU), svartgrön spindling (VU), backtimjan (NT), barrviolspindling (NT), blå slemspindling (NT, T), denisespindling (NT), dårgräsfjäril (NT, §4a), flattoppad klubbsvamp (NT), jungfrulin (NT), kryddspindling (NT, T), odörspindling (NT), sandkremla (NT), solvända (NT), vippärt (NT, T), äggspindling (NT), anisspindling (S), fransig jordstjärna (S), olivspindling (S), rödgul trumpetsvamp (S), svavelriska (S), vågbandad barkbock (S), getrams (T), spillkråka (T, §4) och sankt pers nycklar (§8). Se Figur 1.</w:t>
       </w:r>
     </w:p>
     <w:p>
@@ -83,6 +83,11 @@
     </w:p>
     <w:p>
       <w:r>
+        <w:t>Vi begär vidare att Skogsstyrelsen säkerställer att inga skador eller försämringar av naturtypens bevarandestatus i området tillåts ske. Se Rådets direktiv 92/43/EEG samt ickeförsämringskravet i EU:s naturrestaureringsförordning (EU 2024/1991).</w:t>
+      </w:r>
+    </w:p>
+    <w:p>
+      <w:r>
         <w:t>Vi önskar även ta del av de ställningstaganden och beslut som myndigheten meddelar till följd av aktuell avverkningsanmälan och föreningens inlaga (se 34 § förvaltningslagen).</w:t>
       </w:r>
     </w:p>
@@ -104,6 +109,17 @@
         <w:rPr>
           <w:b/>
         </w:rPr>
+        <w:t>Blårödling (VU)</w:t>
+      </w:r>
+      <w:r>
+        <w:t xml:space="preserve"> lever främst i mager, ogödslad fodermark, som naturbetesmarker eller hackslått. Förekommer dessutom i ädellövskog och kalkskog på bar jord, och även i rikkärr. Arten är globalt rödlistad som sårbar (VU) vilket innebär att Sverige har ett internationellt ansvar för arten (SLU Artdatabanken, 2026; IUCN, 2019).</w:t>
+      </w:r>
+    </w:p>
+    <w:p>
+      <w:r>
+        <w:rPr>
+          <w:b/>
+        </w:rPr>
         <w:t>Garderönn (VU, §7)</w:t>
       </w:r>
       <w:r>
@@ -135,6 +151,59 @@
         <w:rPr>
           <w:b/>
         </w:rPr>
+        <w:t>Gulsträngad fagerspindling (VU)</w:t>
+      </w:r>
+      <w:r>
+        <w:t>, som bildar mykorrhiza med tall och gran i luckig kalkbarrskog, har sin huvudsakliga utbredning på Gotland samt enstaka fynd på norra Öland. Arten är placerad högst upp i Skogsstyrelsens värdepyramid för bedömning av skog med höga naturvärden och hotas av slutavverkningar av äldre kontinuitetsbarrskog. Lokaler med arten måste skyddas från avverkning och kalkbrytning. Gulsträngad fagerspindling är globalt rödlistad som sårbar (VU) vilket innebär att Sverige har ett internationellt ansvar för arten (SLU Artdatabanken, 2024; Nitare &amp; Skogsstyrelsen, 2019; IUCN, 2019).</w:t>
+      </w:r>
+    </w:p>
+    <w:p>
+      <w:r>
+        <w:rPr>
+          <w:b/>
+        </w:rPr>
+        <w:t>Svartgrön spindling (VU)</w:t>
+      </w:r>
+      <w:r>
+        <w:t>, som bildar mykorrhiza med gran och tall i ängsgranskog och barrblandskog på kalkrik mark, har i Sverige sin huvudsakliga utbredning på Gotland. Arten är placerad högst upp i Skogsstyrelsens värdepyramid för bedömning av skog med höga naturvärden och den missgynnas av intensivt skogsbruk och kalavverkningar. Svartgrön spindling är globalt rödlistad som nära hotad (NT) vilket innebär att Sverige har ett internationellt ansvar för arten (SLU Artdatabanken, 2024; Nitare &amp; Skogsstyrelsen, 2019; IUCN, 2019).</w:t>
+      </w:r>
+    </w:p>
+    <w:p>
+      <w:r>
+        <w:rPr>
+          <w:b/>
+        </w:rPr>
+        <w:t>Barrviolspindling (NT)</w:t>
+      </w:r>
+      <w:r>
+        <w:t xml:space="preserve"> bildar mykorrhiza med gran, huvudsakligen i örtrika kalkpåverkade äldre granskogar. Arten är sannolikt uttorkningskänslig och knuten till granskogar med långvarig grankontinuitet. Den hotas främst av skogsavverkning och tycks försvinna efter slutavverkning, markberedning och plantering. Minskningstakten uppgår till 15 % inom 50 år och bedöms vara nära gränsvärdet för Sårbar (VU). (A2c+3c+4c) (SLU Artdatabanken, 2024; Nitare &amp; Skogsstyrelsen, 2019).</w:t>
+      </w:r>
+    </w:p>
+    <w:p>
+      <w:r>
+        <w:rPr>
+          <w:b/>
+        </w:rPr>
+        <w:t>Blå slemspindling (NT)</w:t>
+      </w:r>
+      <w:r>
+        <w:t xml:space="preserve"> är en mykorrhizasvamp som förekommer i kalkgranskogar med välutvecklade mossmattor och ett örtrikt fältskikt. Den växer även på rik mark i ädellövskog under bok, ek. lind och hassel. Växtplatserna har ofta hög luftfuktighet och ligger gärna i anslutning till en bäck eller ett fuktdråg där marken inte blir helt uttorkad under sommaren. Arten signalerar höga naturvärden och växer ofta tillsammans med många andra ovanliga och rödlistade arter. Den totala populationen i landet bedöms ha minskat och väntas fortsätta minska, främst till följd av avverkning av kalkbarrskogar. Blå slemspindling är typisk art för </w:t>
+      </w:r>
+      <w:r>
+        <w:rPr>
+          <w:i/>
+        </w:rPr>
+        <w:t xml:space="preserve">9050 Näringsrik granskog </w:t>
+      </w:r>
+      <w:r>
+        <w:t>(SLU Artdatabanken, 2026; Nitare &amp; Skogsstyrelsen, 2019).</w:t>
+      </w:r>
+    </w:p>
+    <w:p>
+      <w:r>
+        <w:rPr>
+          <w:b/>
+        </w:rPr>
         <w:t>Denisespindling (NT)</w:t>
       </w:r>
       <w:r>
@@ -157,6 +226,59 @@
         <w:rPr>
           <w:b/>
         </w:rPr>
+        <w:t xml:space="preserve">Flattoppad klubbsvamp (NT) </w:t>
+      </w:r>
+      <w:r>
+        <w:t>bildar mykorrhiza med gran och växer i äldre barrskog på näringsrik, kalkpåverkad mark. Växtmiljön utgörs vanligen av örtrika granskogar med höga naturvärden, gärna påverkade av ytligt och rörligt markvatten. Svampen kräver välutvecklade gamla mossmattor med konstant fuktigt mikroklimat och hotas främst av slutavverkning av äldre ängsgranskogar på näringsrik mark. Artens lokaler bör undantas från skogsbruk (SLU Artdatabanken, 2024).</w:t>
+      </w:r>
+    </w:p>
+    <w:p>
+      <w:r>
+        <w:rPr>
+          <w:b/>
+        </w:rPr>
+        <w:t>Kryddspindling (NT)</w:t>
+      </w:r>
+      <w:r>
+        <w:t xml:space="preserve"> signalerar örtrika granskogar som normalt har höga naturvärden. Oftast växer den i äldre granskog på kalkrikt underlag och svampen är en mycket användbar signalart för denna miljö. Den utgör en viktig karaktärsart för all äldre kalkbarrskog med lång trädkontinuitet av gran. På lokalerna förekommer nästan alltid många ovanliga och rödlistade arter. Den totala populationen i landet har minskat och bedöms fortsätta minska till följd av avverkning av äldre barrskogar. Kryddspindling är typisk art för </w:t>
+      </w:r>
+      <w:r>
+        <w:rPr>
+          <w:i/>
+        </w:rPr>
+        <w:t xml:space="preserve">9050 Näringsrik granskog </w:t>
+      </w:r>
+      <w:r>
+        <w:t>(Nitare &amp; Skogsstyrelsen, 2000; SLU Artdatabanken, 2026).</w:t>
+      </w:r>
+    </w:p>
+    <w:p>
+      <w:r>
+        <w:rPr>
+          <w:b/>
+        </w:rPr>
+        <w:t>Odörspindling (NT)</w:t>
+      </w:r>
+      <w:r>
+        <w:t xml:space="preserve"> bildar mykorrhiza med gran och tall i örtrik kalkbarrskog. Den uppträder huvudsakligen i äldre barrskogar så kallade ”bondeskogar” med en lång trädkontinuitet. Minskningstakten uppgår till 15 % inom 50 år och bedöms vara nära gränsvärdet för Sårbar (VU). (A2c+3c+4c). Virkesrika, äldre barrskogar med hög bonitet, på bättre jordar är en bristvara i befintliga, skyddade områden i Sverige och fler örtrika barrskogar med trädkontinuitet måste skyddas i större utsträckning än vad som tidigare gjorts. Områden med odörspindling bör inte gallras eller plockhuggas om inte huggningen efterföljs av skogsbete (SLU Artdatabanken, 2024).</w:t>
+      </w:r>
+    </w:p>
+    <w:p>
+      <w:r>
+        <w:rPr>
+          <w:b/>
+        </w:rPr>
+        <w:t xml:space="preserve">Sandkremla (NT) </w:t>
+      </w:r>
+      <w:r>
+        <w:t>bildar mykorrhiza med tall, i tallskog på sanddyner och tallhedar på kalkrik mark. Knuten till en väl avgränsad och väl genomsökt miljö och växer huvudsakligen i äldre skogsbestånd. Total population i landet bedöms fortgående att minska p.g.a. avverkning av äldre kalktallskog. Tallskog på sandig mark hyser en rad ovanliga svamparter och det är angeläget att sådana skogar undantas från avverkning (SLU Artdatabanken, 2026).</w:t>
+      </w:r>
+    </w:p>
+    <w:p>
+      <w:r>
+        <w:rPr>
+          <w:b/>
+        </w:rPr>
         <w:t xml:space="preserve">Vippärt (NT) </w:t>
       </w:r>
       <w:r>
@@ -186,6 +308,28 @@
         <w:rPr>
           <w:b/>
         </w:rPr>
+        <w:t xml:space="preserve">Äggspindling (NT) </w:t>
+      </w:r>
+      <w:r>
+        <w:t>bildar mykorrhiza med gran i äldre ängsgranskog på kalkrik mark och kräver sannolikt lång kontinuitet av äldre träd. Arten bedöms ha minskat med mer än 15 % över de senaste 50 åren, p.g.a. slutavverkning av äldre skog och minskningstakten för den svenska populationen bedöms vara nära gränsvärdet för Sårbar (VU). (A2c+3c+4c). På artens växtplatser måste skogsbruk ske med stor försiktighet eftersom de ofta innehåller ett stort antal sällsynta och hotade arter. Lokaler med rika förekomster bör betraktas som nyckelbiotoper och helt undantas från avverkning. Äggspindling är globalt rödlistad som nära hotad (NT) vilket innebär att Sverige har ett internationellt ansvar för arten (SLU Artdatabanken, 2024; Nitare &amp; Skogsstyrelsen, 2019; IUCN, 2019).</w:t>
+      </w:r>
+    </w:p>
+    <w:p>
+      <w:r>
+        <w:rPr>
+          <w:b/>
+        </w:rPr>
+        <w:t>Olivspindling</w:t>
+      </w:r>
+      <w:r>
+        <w:t xml:space="preserve"> växer uteslutande på näringsrik och kalkhaltig skogsmark där den huvudsakligen bildar mykorrhiza med gran och tall. Svampen är en typisk representant för kalkgranskogens särpräglade och rika svampflora. Kalavverkning är ett hot mot arten, eftersom den sannolikt kräver lång kontinuitet av äldre träd. Populationerna i landet bedöms därför minska beroende på slutavverkning av äldre barrskog på kalkhaltig mark (SLU Artdatabanken, 2024; Nitare &amp; Skogsstyrelsen, 2019).</w:t>
+      </w:r>
+    </w:p>
+    <w:p>
+      <w:r>
+        <w:rPr>
+          <w:b/>
+        </w:rPr>
         <w:t xml:space="preserve">Rödgul trumpetsvamp </w:t>
       </w:r>
       <w:r>
@@ -201,6 +345,149 @@
       </w:r>
       <w:r>
         <w:t>är en långhorning vars larvutveckling sker under bark på nyligen döda stående barrträd, främst gran, mer undantagsvis på tall. Främst i stående träd, särskilt gamla, långsamvuxna granar med grov bark, även i grövre grenar, stubbar eller vindfällen. Arten är starkt knuten till naturskogsliknande granskogar, och gynnas av extrema torrsomrar som försvagar träden. Arten påverkas negativt av brist på kontinuitetsskog och en minskning av populationen pågår eller förväntas ske (SLU Artdatabanken, 2025).</w:t>
+      </w:r>
+    </w:p>
+    <w:p>
+      <w:r>
+        <w:rPr>
+          <w:b/>
+        </w:rPr>
+        <w:t>Getrams</w:t>
+      </w:r>
+      <w:r>
+        <w:t xml:space="preserve"> är typisk art för </w:t>
+      </w:r>
+      <w:r>
+        <w:rPr>
+          <w:i/>
+        </w:rPr>
+        <w:t>9190 Näringsfattig ekskog</w:t>
+      </w:r>
+      <w:r>
+        <w:t xml:space="preserve"> (SLU Artdatabanken, 2025).</w:t>
+      </w:r>
+    </w:p>
+    <w:p>
+      <w:r>
+        <w:rPr>
+          <w:b/>
+        </w:rPr>
+        <w:t>Spillkråka (§4)</w:t>
+      </w:r>
+      <w:r>
+        <w:t xml:space="preserve"> omfattas av bilaga 1 i EU:s fågeldirektiv och är typisk art för </w:t>
+      </w:r>
+      <w:r>
+        <w:rPr>
+          <w:i/>
+        </w:rPr>
+        <w:t xml:space="preserve">9010 Taiga </w:t>
+      </w:r>
+      <w:r>
+        <w:t>och</w:t>
+      </w:r>
+      <w:r>
+        <w:rPr>
+          <w:i/>
+        </w:rPr>
+        <w:t xml:space="preserve"> 9740 Skogsbevuxen myr</w:t>
+      </w:r>
+      <w:r>
+        <w:t>. Den behöver grova träd, främst tall, asp och bok som boträd. Skogsbruk med korta omloppstider och täta, homogena ungskogar utgör det största hotet. Spillkråka är en nyckelart i skogliga miljöer vars övergivna bohål utnyttjas av flera andra hålhäckande fågelarter och fladdermöss, däribland pärluggla (EN, §4), knipa (§4), salskrake (§4) och skogsduva (§4). Hökuggla (VU, §4) och slaguggla (§4) häckar ofta i högstubbar som brutits av i höjd med ett gammalt spillkråkebo (SLU Artdatabanken, 2026; Skogsstyrelsen, 2016).</w:t>
+      </w:r>
+    </w:p>
+    <w:p>
+      <w:pPr>
+        <w:pStyle w:val="Heading1"/>
+      </w:pPr>
+      <w:r>
+        <w:t>EU:s fågeldirektiv</w:t>
+      </w:r>
+    </w:p>
+    <w:p>
+      <w:r>
+        <w:t xml:space="preserve">Europeiska unionens medlemsländer är skyldiga att agera i enlighet med EU:s fågeldirektiv där det uttryckligen står att direktivet gäller för fåglar samt för deras ägg, bon och </w:t>
+      </w:r>
+      <w:r>
+        <w:rPr>
+          <w:b/>
+        </w:rPr>
+        <w:t xml:space="preserve">livsmiljöer </w:t>
+      </w:r>
+      <w:r>
+        <w:t>(artikel 1). Vidare att de åtgärder som vidtas inte får leda till en försämring av den nuvarande situationen beträffande bevarandet av de fågelarter som avses i artikel 1 (artikel 13). Fågeldirektivet är styrande för tillsynsansvariga myndigheters ärendehantering, ställningstaganden och beslutsfattande.</w:t>
+      </w:r>
+    </w:p>
+    <w:p>
+      <w:pPr>
+        <w:pStyle w:val="Heading1"/>
+      </w:pPr>
+      <w:r>
+        <w:t>Typiska arter och EU:s art- och habitatdirektiv</w:t>
+      </w:r>
+    </w:p>
+    <w:p>
+      <w:r>
+        <w:t>Typiska arter används för att lokalisera områden med gynnsam bevarandestatus för de naturtyper som är listade i EU:s art- och habitatdirektiv. Ett exempel är Västlig taiga (EU-kod 9010) som saknar gynnsam bevarandestatus och minskar starkt som naturtyp i Sverige. Naturvårdsverket skriver i sin vägledning för Västlig taiga att dylika miljöer förutsätter normalt att skogarna skyddas långsiktigt, eftersom skogsbruk inte är förenligt med bevarande av naturtypen i gynnsamt tillstånd (Naturvårdsverket, 2011).</w:t>
+      </w:r>
+    </w:p>
+    <w:p>
+      <w:r>
+        <w:t>Följande typiska arter har sina livsmiljöer och växtplatser i den avverkningsanmälda skogen: blå slemspindling (NT, T), kryddspindling (NT, T), vippärt (NT, T), getrams (T) och spillkråka (T, §4).</w:t>
+      </w:r>
+    </w:p>
+    <w:p>
+      <w:r>
+        <w:t>Enligt Sveriges Artikel 17 rapportering 2013 och 2019 till EU, har naturtypen Västlig taiga (9010) dålig bevarandestatus med negativ trend inom Sveriges boreala region. Skogsbruksåtgärder som avverkning, röjning och gallring pekas ut som några av de främst bidragande orsakerna till naturtypens dåliga status och negativa trend (SLU Artdatabanken, 2019). I EU:s uppföljning av tillståndet för naturtyperna i Skandinavien 2013 – 2018 framgår det att i den boreala regionen är tillståndet så dåligt för Västlig taiga (9010) att habitatet löper allvarlig risk att försvinna regionalt (EEA, 2022). Det allvarliga läget för den biologiska mångfalden i skogen framhålls även i Skogsstyren rapport 2026/07:</w:t>
+      </w:r>
+    </w:p>
+    <w:p>
+      <w:r>
+        <w:rPr>
+          <w:i/>
+        </w:rPr>
+        <w:t>"All avverkning av kända skogliga värdekärnor och sannolika kontinuitetsskogar behöver upphöra för att fylla bristen om 1,56 miljoner hektar bevarad livsmiljötyp. På grund av begränsade kvarvarande arealer av värdekärnor, naturskogar och kontinuitetsskogar leder fortsatt förlust av dessa till en påtaglig risk för långsiktigt negativa effekter för biologisk mångfald i skogslandskapet. Att de återstående arealerna bevaras och ges ett långsiktigt skydd bedöms därför vara av avgörande betydelse."</w:t>
+      </w:r>
+      <w:r>
+        <w:t xml:space="preserve"> (Skogsstyrelsen, 2026).</w:t>
+      </w:r>
+    </w:p>
+    <w:p>
+      <w:r>
+        <w:t>Trots detta har statusen för Västlig taiga ändrats till otillräcklig i stället för dålig i den senaste Artikel 17 rapporteringen 2025. Av Naturvårdsverkets rapport framgår det dock att de ändrade statusbedömningarna jämfört med rapporteringen 2019 inte beror på faktiska miljöförändringar. Ändringarna är av teknisk karaktär och främst en följd av resultaten från genomförda regeringsuppdrag och beslut inför rapporteringen 2025. Det är alltså politisk styrning i stället för faktiska förhållanden i naturen som ändrat på naturtypernas status i rapporteringen, vilket rimmar dåligt med såväl art- och habitatdirektivets syften och mål som med naturrestaureringsförordningen. I praktiken har dock Sveriges nya sätt att rapportera bevarandestatus till EU inte någon betydelse eftersom Naturvårdsverkets rapportering 2025 visar att Västlig taiga</w:t>
+      </w:r>
+      <w:r>
+        <w:rPr>
+          <w:b/>
+        </w:rPr>
+        <w:t xml:space="preserve"> </w:t>
+      </w:r>
+      <w:r>
+        <w:t>inte har gynnsam bevarandestatus.</w:t>
+      </w:r>
+    </w:p>
+    <w:p>
+      <w:r>
+        <w:t>Åtgärder som vidtas i enlighet med art- och habitatdirektivet ska enligt Artikel 2 syfta till att bibehålla eller återställa en gynnsam bevarandestatus hos livsmiljöer samt arter och vilda djur och växter av gemenskapsintresse. Enligt prejudikat från EU-domstolen ska en skogsbruksverksamhet utföras på ett sådant sätt som utgör ett förebyggande och hållbart skogsbruk för att betraktas som förenlig med bevarandekraven i direktivet (se EU-domstolens dom i de förenade målen C 473-19 och C 474-19).</w:t>
+      </w:r>
+    </w:p>
+    <w:p>
+      <w:r>
+        <w:t xml:space="preserve">Av artikel 1.e samma direktiv framgår att en livsmiljös bevarandestatus anses " gynnsam" när — dess naturliga utbredningsområde och de ytor den täcker inom detta område är stabila eller ökande, och — den särskilda struktur och de särskilda funktioner som är nödvändiga för att den skall kunna bibehållas på lång sikt finns, och sannolikt kommer att finnas under en överskådlig framtid, och — bevarandestatusen hos dess </w:t>
+      </w:r>
+      <w:r>
+        <w:rPr>
+          <w:b/>
+        </w:rPr>
+        <w:t>typiska arter</w:t>
+      </w:r>
+      <w:r>
+        <w:t xml:space="preserve"> är gynnsam enligt definitionen i artikel 1.i.</w:t>
+      </w:r>
+    </w:p>
+    <w:p>
+      <w:r>
+        <w:t>EU-direktiv är bindande för EU:s medlemsländer varvid det ankommer på Skogsstyrelsen som nationell tillsynsmyndighet att beakta syftet med EU:s art- och habitatdirektiv vid prövningen av en skogsbruksverksamhet, se Rådets direktiv 92/43/EEG. Se ytterligare information om EU:s livsmiljödirektiv i bilaga 2.</w:t>
       </w:r>
     </w:p>
     <w:p>
@@ -315,6 +602,326 @@
       </w:r>
       <w:r>
         <w:t>SLU Artdatabanken, Uppsala</w:t>
+      </w:r>
+    </w:p>
+    <w:p>
+      <w:pPr>
+        <w:pStyle w:val="Heading1"/>
+      </w:pPr>
+      <w:r>
+        <w:t>Spillkråka – ekologi samt krav på livsmiljön</w:t>
+      </w:r>
+    </w:p>
+    <w:p>
+      <w:r>
+        <w:t xml:space="preserve">Spillkråka (§4) ingår i bilaga 1 EU:s fågeldirektiv och är typisk art för </w:t>
+      </w:r>
+      <w:r>
+        <w:rPr>
+          <w:i/>
+        </w:rPr>
+        <w:t xml:space="preserve">9010 Taiga </w:t>
+      </w:r>
+      <w:r>
+        <w:t>och</w:t>
+      </w:r>
+      <w:r>
+        <w:rPr>
+          <w:i/>
+        </w:rPr>
+        <w:t xml:space="preserve"> 9740 Skogsbevuxen myr</w:t>
+      </w:r>
+      <w:r>
+        <w:t>. Den lever i både barr- och blandskog liksom i ren lövskog. De tätaste populationerna tenderar att finnas i äldre, variationsrik blandskog med gott om död ved och gamla träd. Varje par utnyttjar 400–1000 hektar skog beroende på skogens kvalitet. Skogsbruk med korta omloppstider och täta, homogena ungskogar utgör det största hotet (SLU Artdatabanken, 2026).</w:t>
+      </w:r>
+    </w:p>
+    <w:p>
+      <w:r>
+        <w:t>Spillkråka är en nyckelart i skogliga miljöer vars övergivna bohål utnyttjas av flera andra hålhäckande fågelarter och fladdermöss, däribland pärluggla (EN, §4), knipa (§4), salskrake (§4) och skogsduva (§4). Hökuggla (VU, §4) och slaguggla (§4) häckar ofta i högstubbar som brutits av i höjd med ett gammalt spillkråkebo (Skogsstyrelsen, 2016).</w:t>
+      </w:r>
+    </w:p>
+    <w:p>
+      <w:pPr>
+        <w:pStyle w:val="Heading2"/>
+      </w:pPr>
+      <w:r>
+        <w:t>Referenser – spillkråka</w:t>
+      </w:r>
+    </w:p>
+    <w:p>
+      <w:r>
+        <w:t xml:space="preserve">Skogsstyrelsen, 2016. </w:t>
+      </w:r>
+      <w:r>
+        <w:rPr>
+          <w:i/>
+        </w:rPr>
+        <w:t xml:space="preserve">Vägledning för hänsyn till spillkråka. </w:t>
+      </w:r>
+      <w:r>
+        <w:t>Vägledningar och kunskapsstöd artskydd – Skogsstyrelsen.</w:t>
+      </w:r>
+    </w:p>
+    <w:p>
+      <w:r>
+        <w:t xml:space="preserve">SLU Artdatabanken, 2026. </w:t>
+      </w:r>
+      <w:r>
+        <w:rPr>
+          <w:i/>
+        </w:rPr>
+        <w:t xml:space="preserve">Artfaktablad. Naturvård – artfakta. </w:t>
+      </w:r>
+      <w:r>
+        <w:t>SLU Artdatabanken, Uppsala.</w:t>
+      </w:r>
+    </w:p>
+    <w:p>
+      <w:r>
+        <w:br w:type="page"/>
+      </w:r>
+    </w:p>
+    <w:p>
+      <w:pPr>
+        <w:pStyle w:val="Title"/>
+      </w:pPr>
+      <w:r>
+        <w:t>BILAGA 2 – EU:s art- och habitatdirektiv, fågeldirektiv och naturrestaureringsförordning</w:t>
+      </w:r>
+    </w:p>
+    <w:p>
+      <w:pPr>
+        <w:pStyle w:val="Heading2"/>
+      </w:pPr>
+      <w:r>
+        <w:t>Förenlighet med EU-direktiv</w:t>
+      </w:r>
+    </w:p>
+    <w:p>
+      <w:r>
+        <w:t>EU-direktiv är bindande för EU:s medlemsländer varvid det ankommer på Skogsstyrelsen som nationell tillsynsmyndighet att beakta syftet med EU:s art- och habitatdirektiv respektive fågeldirektiv vid prövningen av en skogsbruksverksamhet, se Rådets direktiv 92/43/EEG samt 2009/147/EG. Nationella regler som omfattas av ett EU-direktiv ska enligt fast rättspraxis tolkas i enlighet med direktivet, vilket medför en skyldighet för myndigheten att tolka bestämmelser i nationell rätt i ljuset av direktivets ordalydelse, sammanhang och de mål som eftersträvas med direktivet (se EU-domstolens dom i mål C 477/19).</w:t>
+      </w:r>
+    </w:p>
+    <w:p>
+      <w:r>
+        <w:t>EU:s medlemsstater åläggs i Artikel 3 i fågeldirektivet generella skyldigheter avseende skydd, bevarande och återställande av tillräckligt stora och varierande livsmiljöer för de fågelarter som omfattas av direktivet. Medlemsstaterna ska vidta de åtgärder som är nödvändiga för att bibehålla populationen av fågelarterna på en nivå som svarar särskilt mot ekologiska, vetenskapliga och kulturella behov, eller återupprätta populationen av dessa arter till en sådan nivå (se Europaparlamentets och rådets direktiv 2009/147/EG).</w:t>
+      </w:r>
+    </w:p>
+    <w:p>
+      <w:r>
+        <w:t>Åtgärder som vidtas i enlighet med art- och habitatdirektivet (92/43/EEG) ska enligt Artikel 2 syfta till att bibehålla eller återställa en gynnsam bevarandestatus hos livsmiljöer samt arter och vilda djur och växter av gemenskapsintresse. Enligt prejudikat från EU-domstolen ska en skogsbruksverksamhet utföras på ett sådant sätt som utgör ett förebyggande och hållbart skogsbruk för att betraktas som förenlig med bevarandekraven i direktivet (se EU-domstolens dom i de förenade målen C 473-19 och C 474-19).</w:t>
+      </w:r>
+    </w:p>
+    <w:p>
+      <w:r>
+        <w:t xml:space="preserve">Av artikel 1.e samma direktiv framgår att en livsmiljös bevarandestatus anses " gynnsam" när — dess naturliga utbredningsområde och de ytor den täcker inom detta område är stabila eller ökande, och — den särskilda struktur och de särskilda funktioner som är nödvändiga för att den skall kunna bibehållas på lång sikt finns, och sannolikt kommer att finnas under en överskådlig framtid, och — bevarandestatusen hos dess </w:t>
+      </w:r>
+      <w:r>
+        <w:rPr>
+          <w:b/>
+        </w:rPr>
+        <w:t>typiska arter</w:t>
+      </w:r>
+      <w:r>
+        <w:t xml:space="preserve"> är gynnsam enligt definitionen i artikel 1.i. Typiska arter används för att lokalisera områden med gynnsam bevarandestatus för de naturtyper som ingår i EU:s art- och habitatdirektiv.</w:t>
+      </w:r>
+    </w:p>
+    <w:p>
+      <w:r>
+        <w:t>Västlig taiga (EU-kod 9010) saknar gynnsam bevarandestatus och minskar starkt som naturtyp i Sverige. Naturvårdsverket skriver i sin vägledning för västlig taiga att dylika miljöer förutsätter normalt att skogarna skyddas långsiktigt, eftersom skogsbruk inte är förenligt med bevarande av naturtypen i gynnsamt tillstånd (Naturvårdsverket, 2011). Enligt Sveriges Artikel 17 rapportering 2013 och 2019 till EU, har naturtypen Västlig taiga (9010) dålig bevarandestatus med negativ trend inom Sveriges boreala region. Skogsbruksåtgärder som avverkning, röjning och gallring pekas ut som några av de främst bidragande orsakerna till naturtypens dåliga status och negativa trend (SLU Artdatabanken, 2019). I EU:s uppföljning av tillståndet för naturtyperna i Skandinavien 2013 – 2018 framgår det att i den boreala regionen är tillståndet så dåligt för Västlig taiga (9010) att habitatet löper allvarlig risk att försvinna regionalt (EEA, 2022). Det allvarliga läget för den biologiska mångfalden i skogen framhålls även i Skogsstyren rapport 2026/07:</w:t>
+      </w:r>
+    </w:p>
+    <w:p>
+      <w:r>
+        <w:rPr>
+          <w:i/>
+        </w:rPr>
+        <w:t>"All avverkning av kända skogliga värdekärnor och sannolika kontinuitetsskogar behöver upphöra för att fylla bristen om 1,56 miljoner hektar bevarad livsmiljötyp. På grund av begränsade kvarvarande arealer av värdekärnor, naturskogar och kontinuitetsskogar leder fortsatt förlust av dessa till en påtaglig risk för långsiktigt negativa effekter för biologisk mångfald i skogslandskapet. Att de återstående arealerna bevaras och ges ett långsiktigt skydd bedöms därför vara av avgörande betydelse."</w:t>
+      </w:r>
+      <w:r>
+        <w:t xml:space="preserve"> (Skogsstyrelsen, 2026).</w:t>
+      </w:r>
+    </w:p>
+    <w:p>
+      <w:pPr>
+        <w:pStyle w:val="Caption"/>
+      </w:pPr>
+      <w:r>
+        <w:drawing>
+          <wp:inline xmlns:a="http://schemas.openxmlformats.org/drawingml/2006/main" xmlns:pic="http://schemas.openxmlformats.org/drawingml/2006/picture">
+            <wp:extent cx="5486400" cy="2905862"/>
+            <wp:docPr id="2" name="Picture 2"/>
+            <wp:cNvGraphicFramePr>
+              <a:graphicFrameLocks noChangeAspect="1"/>
+            </wp:cNvGraphicFramePr>
+            <a:graphic>
+              <a:graphicData uri="http://schemas.openxmlformats.org/drawingml/2006/picture">
+                <pic:pic>
+                  <pic:nvPicPr>
+                    <pic:cNvPr id="0" name="uppföljning av västlig taiga.jpeg"/>
+                    <pic:cNvPicPr/>
+                  </pic:nvPicPr>
+                  <pic:blipFill>
+                    <a:blip r:embed="rId17"/>
+                    <a:stretch>
+                      <a:fillRect/>
+                    </a:stretch>
+                  </pic:blipFill>
+                  <pic:spPr>
+                    <a:xfrm>
+                      <a:off x="0" y="0"/>
+                      <a:ext cx="5486400" cy="2905862"/>
+                    </a:xfrm>
+                    <a:prstGeom prst="rect"/>
+                  </pic:spPr>
+                </pic:pic>
+              </a:graphicData>
+            </a:graphic>
+          </wp:inline>
+        </w:drawing>
+      </w:r>
+    </w:p>
+    <w:p>
+      <w:pPr>
+        <w:pStyle w:val="Caption"/>
+      </w:pPr>
+      <w:r>
+        <w:t>EU:s uppföljning av tillståndet för naturtypen Västlig taiga 9010 i Skandinavien 2013 - 2018. Av kartan framgår det att i den boreala regionen är tillståndet så dåligt (röd färg) att habitatet löper allvarlig risk att försvinna regionalt. Källa: European Environment Agency. https:// eunis.eea.europoa.eu/habitats/10176.</w:t>
+      </w:r>
+    </w:p>
+    <w:p>
+      <w:r>
+        <w:t>Trots det allvarliga läget har statusen för Västlig taiga ändrats till otillräcklig i stället för dålig i den senaste Artikel 17 rapporteringen 2025. Av Naturvårdsverkets rapport framgår det dock att de ändrade statusbedömningarna jämfört med rapporteringen 2019 inte beror på faktiska miljöförändringar. Ändringarna är av teknisk karaktär och främst en följd av resultaten från genomförda regeringsuppdrag och beslut inför rapporteringen 2025. Det är alltså politisk styrning i stället för faktiska förhållanden i naturen som ändrat på naturtypernas status i rapporteringen, vilket rimmar dåligt med såväl art- och habitatdirektivets syften och mål som med naturrestaureringsförordningen. I praktiken har dock Sveriges nya sätt att rapportera bevarandestatus till EU inte någon betydelse eftersom Naturvårdsverkets rapportering 2025 visar att Västlig taiga inte har gynnsam bevarandestatus.</w:t>
+      </w:r>
+    </w:p>
+    <w:p>
+      <w:pPr>
+        <w:pStyle w:val="Heading2"/>
+      </w:pPr>
+      <w:r>
+        <w:t>EU:s naturrestaureringsförordning</w:t>
+      </w:r>
+    </w:p>
+    <w:p>
+      <w:r>
+        <w:t>Enligt EU:s naturrestaureringsförordning (EU 2024/1991) ska minst 20 % av landområden och minst 20 % av havsarealen vara restaurerad senast 2030, samt alla ekosystem som är i behov av restaurering senast 2050. Det framgår också av förordningen att det är viktigt att livsmiljötyperna inte försämras innan eller efter att restaureringar genomförts, se exempelvis punkt 37 förordningen.</w:t>
+      </w:r>
+    </w:p>
+    <w:p>
+      <w:r>
+        <w:t>”</w:t>
+      </w:r>
+      <w:r>
+        <w:rPr>
+          <w:i/>
+        </w:rPr>
+        <w:t>Det är viktigt att medlemsstaterna vidtar åtgärder som syftar till att säkerställa att tillståndet för områden som täcks av livsmiljötyper som omfattas av denna förordning och som omfattas av restaureringsåtgärder uppvisar en kontinuerlig förbättring till dess att de uppnår ett gott tillstånd, och att medlemsstaterna vidtar åtgärder som syftar till att säkerställa att dessa livsmiljötyper, när de har uppnått ett gott tillstånd, inte försämras avsevärt, så att det långsiktiga bibehållandet eller uppnåendet av gott tillstånd inte äventyras. (..) Det är också viktigt att medlemsstaterna anstränger sig för att förhindra avsevärd försämring av områden som täcks av sådana livsmiljötyper som antingen redan är i gott skick eller som inte är i gott skick men ännu inte omfattas av restaureringsåtgärder.”</w:t>
+      </w:r>
+    </w:p>
+    <w:p>
+      <w:r>
+        <w:rPr>
+          <w:b/>
+          <w:i/>
+        </w:rPr>
+        <w:t>Artikel 4(12):</w:t>
+      </w:r>
+    </w:p>
+    <w:p>
+      <w:r>
+        <w:rPr>
+          <w:i/>
+        </w:rPr>
+        <w:t>Utan att det påverkar tillämpningen av direktiv 92/43/EEG ska medlemsstaterna, senast den dag då deras nationella restaureringsplaner offentliggörs i enlighet med artikel 17.6 i denna förordning, eftersträva att genomföra de åtgärder som krävs för att förhindra avsevärd försämring av områden där de livsmiljötyper som förtecknas i bilaga I till denna förordning förekommer och som är i gott tillstånd eller som krävs för att uppnå de restaureringsmål som anges i punkt 17 i den här artikeln.</w:t>
+      </w:r>
+    </w:p>
+    <w:p>
+      <w:r>
+        <w:rPr>
+          <w:b/>
+          <w:i/>
+        </w:rPr>
+        <w:t>Artikel 4 (17).   Medlemsstaterna ska säkerställa</w:t>
+      </w:r>
+    </w:p>
+    <w:p>
+      <w:r>
+        <w:rPr>
+          <w:i/>
+        </w:rPr>
+        <w:t>a) en ökning av arealen i gott tillstånd för de livsmiljötyper som förtecknas i bilaga I till dess att minst 90 % är i gott tillstånd och till dess att den gynnsamma referensarealen för varje livsmiljötyp i varje biogeografisk region inom den berörda medlemsstaten har uppnåtts.</w:t>
+      </w:r>
+    </w:p>
+    <w:p>
+      <w:r>
+        <w:t>Referenser</w:t>
+      </w:r>
+    </w:p>
+    <w:p>
+      <w:r>
+        <w:t xml:space="preserve">EEA European Environment Agency, 2022. </w:t>
+      </w:r>
+      <w:r>
+        <w:rPr>
+          <w:i/>
+        </w:rPr>
+        <w:t xml:space="preserve">Western taiga – Conservation status 2013-2018. </w:t>
+      </w:r>
+      <w:r>
+        <w:t>https:// eunis.eea.europoa.eu/habitats/10176.</w:t>
+      </w:r>
+    </w:p>
+    <w:p>
+      <w:r>
+        <w:t>EU-domstolens dom av den 2 juli 2020 i målet C 477/19 (Europeisk hamster) p. 23.</w:t>
+      </w:r>
+    </w:p>
+    <w:p>
+      <w:r>
+        <w:t>EU-domstolens dom av den 4 mars 2021 i de förenade målen C 473-19 och C 474-19 (Skydda skogen) p. 70 och 76.</w:t>
+      </w:r>
+    </w:p>
+    <w:p>
+      <w:r>
+        <w:t>Europaparlamentets och rådets direktiv 2009/147/EG av den 30 november 2009 om bevarande av vilda fåglar.</w:t>
+      </w:r>
+    </w:p>
+    <w:p>
+      <w:r>
+        <w:t>EUROPAPARLAMENTETS OCH RÅDETS FÖRORDNING (EU) 2024/1991 av den 24 juni 2024 om restaurering av natur och om ändring av förordning (EU) 2022/869.</w:t>
+      </w:r>
+    </w:p>
+    <w:p>
+      <w:r>
+        <w:t>Rådets direktiv 92/43/EEG av den 21 mj 1992 om bevarande av livsmiljöer samt vilda djur och växter.</w:t>
+      </w:r>
+    </w:p>
+    <w:p>
+      <w:r>
+        <w:t xml:space="preserve">Skogsstyrelsen, 2026. </w:t>
+      </w:r>
+      <w:r>
+        <w:rPr>
+          <w:i/>
+        </w:rPr>
+        <w:t>Biologisk mångfald i skogen.</w:t>
+      </w:r>
+      <w:r>
+        <w:t xml:space="preserve"> Rapport 2026/07.</w:t>
+      </w:r>
+    </w:p>
+    <w:p>
+      <w:r>
+        <w:t xml:space="preserve">SLU Artdatabanken, 2019. </w:t>
+      </w:r>
+      <w:r>
+        <w:rPr>
+          <w:i/>
+        </w:rPr>
+        <w:t>Sveriges arter och naturtyper i EU:s art- och habitatdirektiv.</w:t>
+      </w:r>
+      <w:r>
+        <w:t xml:space="preserve"> Resultat från rapportering 2019 till EU av bevarandestatus 2013-2018.</w:t>
       </w:r>
     </w:p>
     <w:sectPr>
@@ -445,7 +1052,7 @@
     <w:r>
       <w:tab/>
       <w:tab/>
-      <w:t>2026-10-15</w:t>
+      <w:t>2026-10-16</w:t>
       <w:br/>
       <w:br/>
     </w:r>

--- a/tillsyn/A 584-2023 tillsynsbegäran.docx
+++ b/tillsyn/A 584-2023 tillsynsbegäran.docx
@@ -60,12 +60,12 @@
         <w:spacing w:after="240"/>
       </w:pPr>
       <w:r>
-        <w:t>Figur 1. Fyndplatser för naturvårdsarter i och inom 17 meter från avverkningsanmälan. Markörer utan svart kant är placerade på fyndplatsen. Markörer med svart kant är placerade vid sidan av fyndplatsen och har ett svart streck som visar fyndplatsens exakta position. Kartans mittpunktskoordinat är N 6360043, E 701994 i SWEREF 99 TM.</w:t>
+        <w:t>Figur 1. Fyndplatser för naturvårdsarter i och inom 22 meter från avverkningsanmälan. Markörer utan svart kant är placerade på fyndplatsen. Markörer med svart kant är placerade vid sidan av fyndplatsen och har ett svart streck som visar fyndplatsens exakta position. Kartans mittpunktskoordinat är N 6360043, E 701994 i SWEREF 99 TM.</w:t>
       </w:r>
     </w:p>
     <w:p>
       <w:r>
-        <w:t>I och inom 17 meter från avverkningsanmälan finns fynd av 27 naturvårdsarter, varav 18 är rödlistade, 4 är fridlysta, 5 är typiska (T) och 6 är signalarter (S): blårödling (VU), garderönn (VU, §7), granrotspindling (VU), gulsträngad fagerspindling (VU), svartgrön spindling (VU), backtimjan (NT), barrviolspindling (NT), blå slemspindling (NT, T), denisespindling (NT), dårgräsfjäril (NT, §4a), flattoppad klubbsvamp (NT), jungfrulin (NT), kryddspindling (NT, T), odörspindling (NT), sandkremla (NT), solvända (NT), vippärt (NT, T), äggspindling (NT), anisspindling (S), fransig jordstjärna (S), olivspindling (S), rödgul trumpetsvamp (S), svavelriska (S), vågbandad barkbock (S), getrams (T), spillkråka (T, §4) och sankt pers nycklar (§8). Se Figur 1.</w:t>
+        <w:t>I och inom 22 meter från avverkningsanmälan finns fynd av 28 naturvårdsarter, varav 19 är rödlistade, 4 är fridlysta, 5 är typiska (T) och 6 är signalarter (S): blårödling (VU), garderönn (VU, §7), granrotspindling (VU), gulsträngad fagerspindling (VU), svartgrön spindling (VU), violettfläckig spindling (VU), backtimjan (NT), barrviolspindling (NT), blå slemspindling (NT, T), denisespindling (NT), dårgräsfjäril (NT, §4a), flattoppad klubbsvamp (NT), jungfrulin (NT), kryddspindling (NT, T), odörspindling (NT), sandkremla (NT), solvända (NT), vippärt (NT, T), äggspindling (NT), anisspindling (S), fransig jordstjärna (S), olivspindling (S), rödgul trumpetsvamp (S), svavelriska (S), vågbandad barkbock (S), getrams (T), spillkråka (T, §4) och sankt pers nycklar (§8). Se Figur 1.</w:t>
       </w:r>
     </w:p>
     <w:p>
@@ -166,6 +166,17 @@
       </w:r>
       <w:r>
         <w:t>, som bildar mykorrhiza med gran och tall i ängsgranskog och barrblandskog på kalkrik mark, har i Sverige sin huvudsakliga utbredning på Gotland. Arten är placerad högst upp i Skogsstyrelsens värdepyramid för bedömning av skog med höga naturvärden och den missgynnas av intensivt skogsbruk och kalavverkningar. Svartgrön spindling är globalt rödlistad som nära hotad (NT) vilket innebär att Sverige har ett internationellt ansvar för arten (SLU Artdatabanken, 2024; Nitare &amp; Skogsstyrelsen, 2019; IUCN, 2019).</w:t>
+      </w:r>
+    </w:p>
+    <w:p>
+      <w:r>
+        <w:rPr>
+          <w:b/>
+        </w:rPr>
+        <w:t>Violettfläckig spindling (VU)</w:t>
+      </w:r>
+      <w:r>
+        <w:t xml:space="preserve"> bildar mykorrhiza med gran och tall i äldre kalkbarrskogar på torr, örtrik mark. Minskningstakten uppgår till 30 % inom 50 år och överstiger gränsvärdet för Sårbar (VU). Artens ekologiska krav med fynd enbart i äldre, örtrika kalkbarrskogar med kontinuitet, miljöer som idag ofta är starkt hotade av slutavverkningar, gör den mycket sårbar. Alla kända lokaler har ett högt skyddsvärde och kalkbarrskogar med höga naturvärden bör få områdesskydd med individuellt anpassade skötselråd (SLU Artdatabanken, 2024).</w:t>
       </w:r>
     </w:p>
     <w:p>
@@ -1052,7 +1063,7 @@
     <w:r>
       <w:tab/>
       <w:tab/>
-      <w:t>2026-10-16</w:t>
+      <w:t>2026-10-17</w:t>
       <w:br/>
       <w:br/>
     </w:r>

--- a/tillsyn/A 584-2023 tillsynsbegäran.docx
+++ b/tillsyn/A 584-2023 tillsynsbegäran.docx
@@ -65,7 +65,7 @@
     </w:p>
     <w:p>
       <w:r>
-        <w:t>I och inom 22 meter från avverkningsanmälan finns fynd av 28 naturvårdsarter, varav 19 är rödlistade, 4 är fridlysta, 5 är typiska (T) och 6 är signalarter (S): blårödling (VU), garderönn (VU, §7), granrotspindling (VU), gulsträngad fagerspindling (VU), svartgrön spindling (VU), violettfläckig spindling (VU), backtimjan (NT), barrviolspindling (NT), blå slemspindling (NT, T), denisespindling (NT), dårgräsfjäril (NT, §4a), flattoppad klubbsvamp (NT), jungfrulin (NT), kryddspindling (NT, T), odörspindling (NT), sandkremla (NT), solvända (NT), vippärt (NT, T), äggspindling (NT), anisspindling (S), fransig jordstjärna (S), olivspindling (S), rödgul trumpetsvamp (S), svavelriska (S), vågbandad barkbock (S), getrams (T), spillkråka (T, §4) och sankt pers nycklar (§8). Se Figur 1.</w:t>
+        <w:t>I och inom 22 meter från avverkningsanmälan finns fynd av 29 naturvårdsarter, varav 20 är rödlistade, 4 är fridlysta, 5 är typiska (T) och 6 är signalarter (S): blårödling (VU), duvspindling (VU), garderönn (VU, §7), granrotspindling (VU), gulsträngad fagerspindling (VU), svartgrön spindling (VU), violettfläckig spindling (VU), backtimjan (NT), barrviolspindling (NT), blå slemspindling (NT, T), denisespindling (NT), dårgräsfjäril (NT, §4a), flattoppad klubbsvamp (NT), jungfrulin (NT), kryddspindling (NT, T), odörspindling (NT), sandkremla (NT), solvända (NT), vippärt (NT, T), äggspindling (NT), anisspindling (S), fransig jordstjärna (S), olivspindling (S), rödgul trumpetsvamp (S), svavelriska (S), vågbandad barkbock (S), getrams (T), spillkråka (T, §4) och sankt pers nycklar (§8). Se Figur 1.</w:t>
       </w:r>
     </w:p>
     <w:p>
@@ -113,6 +113,17 @@
       </w:r>
       <w:r>
         <w:t xml:space="preserve"> lever främst i mager, ogödslad fodermark, som naturbetesmarker eller hackslått. Förekommer dessutom i ädellövskog och kalkskog på bar jord, och även i rikkärr. Arten är globalt rödlistad som sårbar (VU) vilket innebär att Sverige har ett internationellt ansvar för arten (SLU Artdatabanken, 2026; IUCN, 2019).</w:t>
+      </w:r>
+    </w:p>
+    <w:p>
+      <w:r>
+        <w:rPr>
+          <w:b/>
+        </w:rPr>
+        <w:t>Duvspindling (VU)</w:t>
+      </w:r>
+      <w:r>
+        <w:t xml:space="preserve"> bildar mykorrhiza med tall och förmodligen även gran i torr, kalkrik barrskog. Arten är placerad högst upp i Skogsstyrelsens värdepyramid för bedömning av skog med höga naturvärden och utgör en mycket bra indikator på skyddsvärd kalktallskog av sydöstlig typ. Kalavverkning, markberedning och markavvattning utgör de främsta hoten (SLU Artdatabanken, 2024; Nitare &amp; Skogsstyrelsen, 2019).</w:t>
       </w:r>
     </w:p>
     <w:p>
@@ -1063,7 +1074,7 @@
     <w:r>
       <w:tab/>
       <w:tab/>
-      <w:t>2026-10-17</w:t>
+      <w:t>2026-10-18</w:t>
       <w:br/>
       <w:br/>
     </w:r>

--- a/tillsyn/A 584-2023 tillsynsbegäran.docx
+++ b/tillsyn/A 584-2023 tillsynsbegäran.docx
@@ -1074,7 +1074,7 @@
     <w:r>
       <w:tab/>
       <w:tab/>
-      <w:t>2026-10-18</w:t>
+      <w:t>2026-10-19</w:t>
       <w:br/>
       <w:br/>
     </w:r>

--- a/tillsyn/A 584-2023 tillsynsbegäran.docx
+++ b/tillsyn/A 584-2023 tillsynsbegäran.docx
@@ -1074,7 +1074,7 @@
     <w:r>
       <w:tab/>
       <w:tab/>
-      <w:t>2026-10-19</w:t>
+      <w:t>2026-10-20</w:t>
       <w:br/>
       <w:br/>
     </w:r>

--- a/tillsyn/A 584-2023 tillsynsbegäran.docx
+++ b/tillsyn/A 584-2023 tillsynsbegäran.docx
@@ -1074,7 +1074,7 @@
     <w:r>
       <w:tab/>
       <w:tab/>
-      <w:t>2026-10-20</w:t>
+      <w:t>2026-10-21</w:t>
       <w:br/>
       <w:br/>
     </w:r>

--- a/tillsyn/A 584-2023 tillsynsbegäran.docx
+++ b/tillsyn/A 584-2023 tillsynsbegäran.docx
@@ -1074,7 +1074,7 @@
     <w:r>
       <w:tab/>
       <w:tab/>
-      <w:t>2026-10-21</w:t>
+      <w:t>2026-10-22</w:t>
       <w:br/>
       <w:br/>
     </w:r>

--- a/tillsyn/A 584-2023 tillsynsbegäran.docx
+++ b/tillsyn/A 584-2023 tillsynsbegäran.docx
@@ -1074,7 +1074,7 @@
     <w:r>
       <w:tab/>
       <w:tab/>
-      <w:t>2026-10-22</w:t>
+      <w:t>2026-10-23</w:t>
       <w:br/>
       <w:br/>
     </w:r>

--- a/tillsyn/A 584-2023 tillsynsbegäran.docx
+++ b/tillsyn/A 584-2023 tillsynsbegäran.docx
@@ -22,7 +22,7 @@
       <w:r>
         <w:drawing>
           <wp:inline xmlns:a="http://schemas.openxmlformats.org/drawingml/2006/main" xmlns:pic="http://schemas.openxmlformats.org/drawingml/2006/picture">
-            <wp:extent cx="5486400" cy="4522783"/>
+            <wp:extent cx="5486400" cy="4510007"/>
             <wp:docPr id="1" name="Picture 1"/>
             <wp:cNvGraphicFramePr>
               <a:graphicFrameLocks noChangeAspect="1"/>
@@ -43,7 +43,7 @@
                   <pic:spPr>
                     <a:xfrm>
                       <a:off x="0" y="0"/>
-                      <a:ext cx="5486400" cy="4522783"/>
+                      <a:ext cx="5486400" cy="4510007"/>
                     </a:xfrm>
                     <a:prstGeom prst="rect"/>
                   </pic:spPr>
@@ -65,7 +65,7 @@
     </w:p>
     <w:p>
       <w:r>
-        <w:t>I och inom 22 meter från avverkningsanmälan finns fynd av 29 naturvårdsarter, varav 20 är rödlistade, 4 är fridlysta, 5 är typiska (T) och 6 är signalarter (S): blårödling (VU), duvspindling (VU), garderönn (VU, §7), granrotspindling (VU), gulsträngad fagerspindling (VU), svartgrön spindling (VU), violettfläckig spindling (VU), backtimjan (NT), barrviolspindling (NT), blå slemspindling (NT, T), denisespindling (NT), dårgräsfjäril (NT, §4a), flattoppad klubbsvamp (NT), jungfrulin (NT), kryddspindling (NT, T), odörspindling (NT), sandkremla (NT), solvända (NT), vippärt (NT, T), äggspindling (NT), anisspindling (S), fransig jordstjärna (S), olivspindling (S), rödgul trumpetsvamp (S), svavelriska (S), vågbandad barkbock (S), getrams (T), spillkråka (T, §4) och sankt pers nycklar (§8). Se Figur 1.</w:t>
+        <w:t>I och inom 22 meter från avverkningsanmälan finns fynd av 40 naturvårdsarter, varav 28 är rödlistade, 6 är fridlysta, 8 är typiska (T) och 9 är signalarter (S): blårödling (VU), duvspindling (VU), fågelträcksspindling (VU), garderönn (VU, §7), granrotspindling (VU), gulsträngad fagerspindling (VU), läderdoftande fingersvamp (VU), svartgrön spindling (VU), violettfläckig spindling (VU), vit taggsvamp (VU), backtimjan (NT), barrviolspindling (NT), blå slemspindling (NT, T), denisespindling (NT), duvhök (NT, §4), dårgräsfjäril (NT, §4a), enkelbeckasin (NT, §4), flattoppad klubbsvamp (NT), jungfrulin (NT), kattfotslav (NT, T), kryddspindling (NT, T), odörspindling (NT), reliktbock (NT, T), sandkremla (NT), solvända (NT), vippärt (NT, T), äggspindling (NT), grynspindling (DD), anisspindling (S), bronshjon (S, T), fransig jordstjärna (S), olivspindling (S), rödgul trumpetsvamp (S), svavelriska (S), thomsons trägnagare (S), toppvaxing (S), vågbandad barkbock (S), getrams (T), spillkråka (T, §4) och sankt pers nycklar (§8). Se Figur 1.</w:t>
       </w:r>
     </w:p>
     <w:p>
@@ -131,6 +131,17 @@
         <w:rPr>
           <w:b/>
         </w:rPr>
+        <w:t xml:space="preserve">Fågelträcksspindling (VU) </w:t>
+      </w:r>
+      <w:r>
+        <w:t>bildar mykorrhiza med tall och/eller gran i luckig och ljusöppen talldominerad kalkbarrskog. Huvudsakliga andelen av landets population finns på Gotland och i Uppland. Den totala populationen i landet bedöms ha minskat och förväntas fortsätta minska på grund av slutavverkning av äldre kalkbarrskog och kontinuitetsskog. Minskningstakten uppgår till 30 (15–50) % inom 50 år och överstiger gränsvärdet för Sårbar (VU) (SLU Artdatabanken, 2026).</w:t>
+      </w:r>
+    </w:p>
+    <w:p>
+      <w:r>
+        <w:rPr>
+          <w:b/>
+        </w:rPr>
         <w:t>Garderönn (VU, §7)</w:t>
       </w:r>
       <w:r>
@@ -173,6 +184,17 @@
         <w:rPr>
           <w:b/>
         </w:rPr>
+        <w:t xml:space="preserve">Läderdoftande fingersvamp (VU) </w:t>
+      </w:r>
+      <w:r>
+        <w:t>bildar mykorrhiza med gran i örtrik äldre barrskog, ofta på kalkrik mark. Den har en speciell doft som kan påminna om nytt skoläder (skoaffär), därav det svenska namnet. Den totala populationen i landet bedöms ändå ha minskat starkt och fortsatt kommer att minska då arten är knuten till en bördig äldre kalkgranskogsmiljö som successivt avverkas och där få områden alltjämt är formellt skyddade. All form av hårdhänt skogsavverkning på eller i närheten av växtplatsen missgynnar arten. Artens huvudsakliga koppling till produktiva äldre granskogar med hög bonitet gör den särskilt utsatt för slutavverkning. Samtliga lokaler bör undantas från rationellt skogsbruk och få ett områdesskydd (SLU Artdatabanken, 2024; Nitare &amp; Skogsstyrelsen, 2019).</w:t>
+      </w:r>
+    </w:p>
+    <w:p>
+      <w:r>
+        <w:rPr>
+          <w:b/>
+        </w:rPr>
         <w:t>Svartgrön spindling (VU)</w:t>
       </w:r>
       <w:r>
@@ -195,6 +217,17 @@
         <w:rPr>
           <w:b/>
         </w:rPr>
+        <w:t xml:space="preserve">Vit taggsvamp (VU) </w:t>
+      </w:r>
+      <w:r>
+        <w:t>bildar mykorrhiza med gran och tall i äldre ängsgranskog och hällmarksbarrskog på kalkrik mark. Kända aktuella lokaler finns endast på Gotland. Det främsta hotet mot arten är avverkning av dess värdträd gran och tall och kända lokaler bör undantas från avverkning för att säkra att dessa hålls intakta (SLU Artdatabanken, 2024).</w:t>
+      </w:r>
+    </w:p>
+    <w:p>
+      <w:r>
+        <w:rPr>
+          <w:b/>
+        </w:rPr>
         <w:t>Barrviolspindling (NT)</w:t>
       </w:r>
       <w:r>
@@ -237,6 +270,17 @@
         <w:rPr>
           <w:b/>
         </w:rPr>
+        <w:t>Duvhök (NT, §4)</w:t>
+      </w:r>
+      <w:r>
+        <w:t>, som är rödlistad som nära hotad, har minskat med 15 (0–30) % under de senaste 18 åren och minskningstakten för den svenska populationen bedöms vara nära gränsvärdet för sårbar (VU). Arten är starkt bunden till skogsmark och jagar helst inne i äldre skog. Den missgynnas av stora hyggen och täta planteringar. De gamla fåglarna är i huvudsak stationära i sina revir och boet läggs inne i tät, oftast äldre skog. Kantzoner mot öppen mark undviks och duvhöken, som är beroende av insynsskyddade boplatser, är därför känsligare för slutavverkning än flera andra rovfåglar. Friställande av boträd eller avverkning så att boplatsen blir exponerad mot öppen mark, medför att platsen överges. Eftersom duvhöken helst häckar i gammal skog, är dess häckningsplatser i princip alltid mer eller mindre hotade av skogsbruk och avverkningar (SLU Artdatabanken, 2026; Skogsstyrelsen 2016).</w:t>
+      </w:r>
+    </w:p>
+    <w:p>
+      <w:r>
+        <w:rPr>
+          <w:b/>
+        </w:rPr>
         <w:t>Dårgräsfjäril (NT, §4a)</w:t>
       </w:r>
       <w:r>
@@ -259,6 +303,35 @@
         <w:rPr>
           <w:b/>
         </w:rPr>
+        <w:t xml:space="preserve">Kattfotslav (NT) </w:t>
+      </w:r>
+      <w:r>
+        <w:t xml:space="preserve">är en mycket god signalart i hela sitt svenska utbredningsområde och skogsbestånd med kattfotslav är alltid värdefulla ur naturvårdssynpunkt. Arten indikerar dels ett mikroklimat med konstant hög luftfuktighet, dels kontinuitet av äldre träd och god trädslutenhet. Trots att den är vanligare i sydvästra Sverige växer den enbart i skogsbestånd med höga naturvärden. Den är känslig för skogliga ingrepp som kan förändra lokal- och mikroklimat. Kattfotslav är typisk art för </w:t>
+      </w:r>
+      <w:r>
+        <w:rPr>
+          <w:i/>
+        </w:rPr>
+        <w:t xml:space="preserve">9010 Taiga, 9160 Näringsrik ekskog </w:t>
+      </w:r>
+      <w:r>
+        <w:t>och</w:t>
+      </w:r>
+      <w:r>
+        <w:rPr>
+          <w:i/>
+        </w:rPr>
+        <w:t xml:space="preserve"> 9190 Näringsfattig ekskog</w:t>
+      </w:r>
+      <w:r>
+        <w:t xml:space="preserve"> (Nitare &amp; Skogsstyrelsen, 2019; SLU Artdatabanken, 2026).</w:t>
+      </w:r>
+    </w:p>
+    <w:p>
+      <w:r>
+        <w:rPr>
+          <w:b/>
+        </w:rPr>
         <w:t>Kryddspindling (NT)</w:t>
       </w:r>
       <w:r>
@@ -290,6 +363,35 @@
         <w:rPr>
           <w:b/>
         </w:rPr>
+        <w:t>Reliktbock (NT)</w:t>
+      </w:r>
+      <w:r>
+        <w:t xml:space="preserve"> är en skalbagge vars larvutveckling sker i tjock, solexponerad skorpbark på gamla, levande tallar. Ofta i träd som under längre tid stått fritt och öppet, t.ex. i kantzoner i odlingslandskap, längs stränder och åsar, men också i gles, gammal tallskog på mager mark. Arten är brandgynnad genom att omgivande småträd och buskar försvinner vid lågintensiva bränder samtidigt som gamla tallar överlever och förblir solexponerade. Minskningstakten för den svenska populationen bedöms vara nära gränsvärdet för Sårbar (VU) och i den europeiska rödlistan är reliktbock rödlistad som Sårbar (VU) vilket innebär att Sverige har ett internationellt ansvar för arten. Gamla tallskogar bör få ett långsiktigt skydd, och inte slutavverkas. Reliktbock är typisk art för </w:t>
+      </w:r>
+      <w:r>
+        <w:rPr>
+          <w:i/>
+        </w:rPr>
+        <w:t>9010 Taiga</w:t>
+      </w:r>
+      <w:r>
+        <w:t xml:space="preserve"> och</w:t>
+      </w:r>
+      <w:r>
+        <w:rPr>
+          <w:i/>
+        </w:rPr>
+        <w:t xml:space="preserve"> 9060 Åsbarrskog</w:t>
+      </w:r>
+      <w:r>
+        <w:t xml:space="preserve"> (SLU Artdatabanken, 2024; IUCN, 2016).</w:t>
+      </w:r>
+    </w:p>
+    <w:p>
+      <w:r>
+        <w:rPr>
+          <w:b/>
+        </w:rPr>
         <w:t xml:space="preserve">Sandkremla (NT) </w:t>
       </w:r>
       <w:r>
@@ -334,6 +436,37 @@
       </w:r>
       <w:r>
         <w:t>bildar mykorrhiza med gran i äldre ängsgranskog på kalkrik mark och kräver sannolikt lång kontinuitet av äldre träd. Arten bedöms ha minskat med mer än 15 % över de senaste 50 åren, p.g.a. slutavverkning av äldre skog och minskningstakten för den svenska populationen bedöms vara nära gränsvärdet för Sårbar (VU). (A2c+3c+4c). På artens växtplatser måste skogsbruk ske med stor försiktighet eftersom de ofta innehåller ett stort antal sällsynta och hotade arter. Lokaler med rika förekomster bör betraktas som nyckelbiotoper och helt undantas från avverkning. Äggspindling är globalt rödlistad som nära hotad (NT) vilket innebär att Sverige har ett internationellt ansvar för arten (SLU Artdatabanken, 2024; Nitare &amp; Skogsstyrelsen, 2019; IUCN, 2019).</w:t>
+      </w:r>
+    </w:p>
+    <w:p>
+      <w:r>
+        <w:rPr>
+          <w:b/>
+        </w:rPr>
+        <w:t>Grynspindling (DD)</w:t>
+      </w:r>
+      <w:r>
+        <w:t xml:space="preserve"> bildar mykorrhiza med tall, huvudsakligen i mossig barrskog. Uppmärksammad art men fyndrapporterna är fortfarande få. Ett tiotal lokaler från Östergötland i söder till Jämtland i norr är kända. Arten påverkas negativt av brist på kontinuitetsskog. Faktaunderlaget bedöms vara otillräckligt för att avgöra vilken av de olika rödlistningskategorierna som är mest trolig (SLU Artdatabanken, 2026).</w:t>
+      </w:r>
+    </w:p>
+    <w:p>
+      <w:r>
+        <w:rPr>
+          <w:b/>
+        </w:rPr>
+        <w:t>Bronshjon</w:t>
+      </w:r>
+      <w:r>
+        <w:t xml:space="preserve"> är en skalbagge vars larvutveckling sker under grov bark på stammar av döda eller döende barrträd, främst gran, i mindre omfattning tall. Arten är knuten till äldre, naturskogslik granskog med inslag av torkande träd. Bronshjon är typisk art för </w:t>
+      </w:r>
+      <w:r>
+        <w:rPr>
+          <w:i/>
+        </w:rPr>
+        <w:t>9010 Taiga</w:t>
+      </w:r>
+      <w:r>
+        <w:t xml:space="preserve"> (SLU Artdatabanken, 2025).</w:t>
       </w:r>
     </w:p>
     <w:p>
@@ -455,7 +588,7 @@
     </w:p>
     <w:p>
       <w:r>
-        <w:t>Följande typiska arter har sina livsmiljöer och växtplatser i den avverkningsanmälda skogen: blå slemspindling (NT, T), kryddspindling (NT, T), vippärt (NT, T), getrams (T) och spillkråka (T, §4).</w:t>
+        <w:t>Följande typiska arter har sina livsmiljöer och växtplatser i den avverkningsanmälda skogen: blå slemspindling (NT, T), kattfotslav (NT, T), kryddspindling (NT, T), reliktbock (NT, T), vippärt (NT, T), bronshjon (S, T), getrams (T) och spillkråka (T, §4).</w:t>
       </w:r>
     </w:p>
     <w:p>
@@ -523,6 +656,70 @@
       </w:pPr>
       <w:r>
         <w:t>BILAGA 1 – Fridlysta arter</w:t>
+      </w:r>
+    </w:p>
+    <w:p>
+      <w:pPr>
+        <w:pStyle w:val="Heading1"/>
+      </w:pPr>
+      <w:r>
+        <w:t>Duvhök – ekologi samt krav på livsmiljön</w:t>
+      </w:r>
+    </w:p>
+    <w:p>
+      <w:r>
+        <w:t>Duvhök (NT, §4) är rödlistad som nära hotad och fridlyst enligt 4§ artskyddsförordningen. Arten har minskat med 15 (0–30) % under de senaste 18 åren och minskningstakten för den svenska populationen bedöms vara nära gränsvärdet för sårbar (VU). Bedömningen baseras på direkt observation, ett för arten lämpligt abundansindex och minskad geografisk utbredning och/eller försämrad habitatkvalitet (allt yngre och tätare skogar vilket försvårar för boplacering samt missgynnar jaktmöjligheterna) (SLU Artdatabanken, 2026).</w:t>
+      </w:r>
+    </w:p>
+    <w:p>
+      <w:r>
+        <w:t>Duvhöken är starkt bunden till skogsmark, såväl för häckning som födosök. Den påträffas oftast i större skogsområden med äldre skog, men kan ibland även häcka i dungar i områden dominerade av öppen mark. De gamla fåglarna är i huvudsak stationära i sina revir. Duvhöken jagar helst inne i äldre skog och missgynnas av stora hyggen och täta planteringar (Skogsstyrelsen, 2016).</w:t>
+      </w:r>
+    </w:p>
+    <w:p>
+      <w:r>
+        <w:t>Boet läggs inne i tät, oftast äldre skog. Kantzoner mot öppen mark undviks och duvhöken är därför känsligare för slutavverkning än flera andra rovfåglar. Boträdet måste vara grovgrenigt och är oftast en äldre gran eller tall, i sydligaste Sverige är bok vanligt. Duvhöken är beroende av insynsskyddade boplatser. Friställande av boträd eller avverkning så att boplatsen är exponerad mot öppen mark, medför att platsen överges. Samma bo kan användas flera år i rad, men likt andra rovfåglar har den normalt ett eller flera alternativa bon (Skogsstyrelsen, 2016). Eftersom duvhöken helst häckar i gammal skog, är dess häckningsplatser i princip alltid mer eller mindre hotade av skogsbruk och avverkningar (SLU Artdatabanken, 2026).</w:t>
+      </w:r>
+    </w:p>
+    <w:p>
+      <w:r>
+        <w:t>Den viktigaste begränsande faktorn för duvhökspopulationen i stort är födan och ett allvarligare problem är därför den av skogsbruket orsakade storskaliga omvandlingen och utarmningen av skogslandskapet, som kan påverka såväl duvhökens möjlighet att jaga som förekomsten av viktiga byten. Duvhökens jaktteknik gör den beroende av landskapets utformning och sammansättning och dess preferens för gammal skog tyder på att den är anpassad till att jaga i skog som är “lagom” tät. I öppnare biotoper, till exempel hyggen, kommer dess jaktteknik inte till sin rätt och i tätare biotoper, t.ex. ungskogar, har den relativt stora duvhöken svårt att manövrera (SLU Artdatabanken, 2026).</w:t>
+      </w:r>
+    </w:p>
+    <w:p>
+      <w:pPr>
+        <w:pStyle w:val="Heading2"/>
+      </w:pPr>
+      <w:r>
+        <w:t>Referenser – duvhök</w:t>
+      </w:r>
+    </w:p>
+    <w:p>
+      <w:r>
+        <w:t xml:space="preserve">Skogsstyrelsen, 2016. </w:t>
+      </w:r>
+      <w:r>
+        <w:rPr>
+          <w:i/>
+        </w:rPr>
+        <w:t xml:space="preserve">Duvhök – Vägledning för hänsyn till fåglar. </w:t>
+      </w:r>
+      <w:r>
+        <w:t>https://www.skogsstyrelsen.se/globalassets/lag-och-tillsyn/artskydd/vagledningar-for-hansyn-till-faglar/duvhok-vagledning-hansyn2.pdf</w:t>
+      </w:r>
+    </w:p>
+    <w:p>
+      <w:r>
+        <w:t xml:space="preserve">SLU Artdatabanken, 2026. </w:t>
+      </w:r>
+      <w:r>
+        <w:rPr>
+          <w:i/>
+        </w:rPr>
+        <w:t xml:space="preserve">Artfaktablad. Naturvård – artfakta. </w:t>
+      </w:r>
+      <w:r>
+        <w:t>SLU Artdatabanken, Uppsala</w:t>
       </w:r>
     </w:p>
     <w:p>
@@ -1074,7 +1271,7 @@
     <w:r>
       <w:tab/>
       <w:tab/>
-      <w:t>2026-10-23</w:t>
+      <w:t>2026-10-24</w:t>
       <w:br/>
       <w:br/>
     </w:r>

--- a/tillsyn/A 584-2023 tillsynsbegäran.docx
+++ b/tillsyn/A 584-2023 tillsynsbegäran.docx
@@ -1271,7 +1271,7 @@
     <w:r>
       <w:tab/>
       <w:tab/>
-      <w:t>2026-10-24</w:t>
+      <w:t>2026-10-25</w:t>
       <w:br/>
       <w:br/>
     </w:r>

--- a/tillsyn/A 584-2023 tillsynsbegäran.docx
+++ b/tillsyn/A 584-2023 tillsynsbegäran.docx
@@ -1271,7 +1271,7 @@
     <w:r>
       <w:tab/>
       <w:tab/>
-      <w:t>2026-10-25</w:t>
+      <w:t>2026-10-26</w:t>
       <w:br/>
       <w:br/>
     </w:r>

--- a/tillsyn/A 584-2023 tillsynsbegäran.docx
+++ b/tillsyn/A 584-2023 tillsynsbegäran.docx
@@ -1271,7 +1271,7 @@
     <w:r>
       <w:tab/>
       <w:tab/>
-      <w:t>2026-10-26</w:t>
+      <w:t>2026-10-27</w:t>
       <w:br/>
       <w:br/>
     </w:r>

--- a/tillsyn/A 584-2023 tillsynsbegäran.docx
+++ b/tillsyn/A 584-2023 tillsynsbegäran.docx
@@ -1271,7 +1271,7 @@
     <w:r>
       <w:tab/>
       <w:tab/>
-      <w:t>2026-10-27</w:t>
+      <w:t>2026-10-28</w:t>
       <w:br/>
       <w:br/>
     </w:r>
